--- a/templates/contract_template.docx
+++ b/templates/contract_template.docx
@@ -37,9 +37,7 @@
       </w:pPr>
       <w:r>
         <w:rPr>
-          <w:rFonts w:asciiTheme="minorHAnsi" w:eastAsiaTheme="minorHAnsi" w:hAnsiTheme="minorHAnsi" w:hint="eastAsia"/>
-          <w:color w:val="212529"/>
-          <w:shd w:val="clear" w:color="auto" w:fill="FFFFFF"/>
+          <w:rFonts w:asciiTheme="minorHAnsi" w:eastAsiaTheme="minorHAnsi" w:hAnsiTheme="minorHAnsi" w:cs="ＭＳ Ｐ明朝" w:hint="eastAsia"/>
         </w:rPr>
         <w:t>{companyName}</w:t>
       </w:r>
@@ -1383,27 +1381,27 @@
       <w:pPr>
         <w:rPr>
           <w:rFonts w:asciiTheme="minorHAnsi" w:eastAsiaTheme="minorHAnsi" w:hAnsiTheme="minorHAnsi" w:cs="ＭＳ Ｐ明朝"/>
-          <w:lang w:eastAsia="zh-CN"/>
-        </w:rPr>
-      </w:pPr>
-      <w:r>
-        <w:rPr>
-          <w:rFonts w:asciiTheme="minorHAnsi" w:eastAsiaTheme="minorHAnsi" w:hAnsiTheme="minorHAnsi" w:cs="ＭＳ Ｐ明朝"/>
-          <w:lang w:eastAsia="zh-CN"/>
+          <w:lang w:eastAsia="zh-TW"/>
+        </w:rPr>
+      </w:pPr>
+      <w:r>
+        <w:rPr>
+          <w:rFonts w:asciiTheme="minorHAnsi" w:eastAsiaTheme="minorHAnsi" w:hAnsiTheme="minorHAnsi" w:cs="ＭＳ Ｐ明朝"/>
+          <w:lang w:eastAsia="zh-TW"/>
         </w:rPr>
         <w:t>第</w:t>
       </w:r>
       <w:r>
         <w:rPr>
           <w:rFonts w:asciiTheme="minorHAnsi" w:eastAsiaTheme="minorHAnsi" w:hAnsiTheme="minorHAnsi" w:cs="ＭＳ Ｐ明朝" w:hint="eastAsia"/>
-          <w:lang w:eastAsia="zh-CN"/>
+          <w:lang w:eastAsia="zh-TW"/>
         </w:rPr>
         <w:t>12</w:t>
       </w:r>
       <w:r>
         <w:rPr>
           <w:rFonts w:asciiTheme="minorHAnsi" w:eastAsiaTheme="minorHAnsi" w:hAnsiTheme="minorHAnsi" w:cs="ＭＳ Ｐ明朝"/>
-          <w:lang w:eastAsia="zh-CN"/>
+          <w:lang w:eastAsia="zh-TW"/>
         </w:rPr>
         <w:t>条（誠実協議、合意管轄）</w:t>
       </w:r>
@@ -1854,7 +1852,7 @@
       </w:pPr>
       <w:r>
         <w:rPr>
-          <w:rFonts w:ascii="游ゴシック" w:eastAsia="游ゴシック" w:hAnsi="游ゴシック" w:cs="Arial" w:hint="eastAsia"/>
+          <w:rFonts w:ascii="Yu Gothic" w:eastAsia="Yu Gothic" w:hAnsi="Yu Gothic" w:cs="Arial" w:hint="eastAsia"/>
           <w:color w:val="222222"/>
           <w:sz w:val="22"/>
           <w:szCs w:val="22"/>
@@ -1885,7 +1883,7 @@
       <w:pPr>
         <w:ind w:left="3543"/>
         <w:rPr>
-          <w:rFonts w:asciiTheme="minorHAnsi" w:eastAsiaTheme="minorHAnsi" w:hAnsiTheme="minorHAnsi" w:cs="ＭＳ Ｐ明朝" w:hint="eastAsia"/>
+          <w:rFonts w:asciiTheme="minorHAnsi" w:eastAsiaTheme="minorHAnsi" w:hAnsiTheme="minorHAnsi" w:cs="ＭＳ Ｐ明朝"/>
           <w:lang w:eastAsia="zh-CN"/>
         </w:rPr>
       </w:pPr>
@@ -1919,7 +1917,7 @@
         <w:ind w:left="3543"/>
         <w:rPr>
           <w:rFonts w:asciiTheme="minorHAnsi" w:eastAsiaTheme="minorHAnsi" w:hAnsiTheme="minorHAnsi" w:cs="ＭＳ Ｐ明朝"/>
-          <w:lang w:eastAsia="zh-CN"/>
+          <w:lang w:eastAsia="zh-TW"/>
         </w:rPr>
       </w:pPr>
       <w:r>
@@ -1934,7 +1932,7 @@
           <w:rFonts w:asciiTheme="minorHAnsi" w:eastAsiaTheme="minorHAnsi" w:hAnsiTheme="minorHAnsi" w:hint="eastAsia"/>
           <w:color w:val="212529"/>
           <w:shd w:val="clear" w:color="auto" w:fill="FFFFFF"/>
-          <w:lang w:eastAsia="zh-CN"/>
+          <w:lang w:eastAsia="zh-TW"/>
         </w:rPr>
         <w:t>{companyName}</w:t>
       </w:r>
@@ -1943,51 +1941,39 @@
       <w:pPr>
         <w:ind w:left="3543"/>
         <w:rPr>
-          <w:rFonts w:asciiTheme="minorHAnsi" w:hAnsiTheme="minorHAnsi" w:cs="ＭＳ Ｐ明朝" w:hint="eastAsia"/>
-        </w:rPr>
-      </w:pPr>
-      <w:r>
-        <w:rPr>
-          <w:rFonts w:asciiTheme="minorHAnsi" w:eastAsiaTheme="minorHAnsi" w:hAnsiTheme="minorHAnsi" w:cs="ＭＳ Ｐ明朝"/>
-          <w:lang w:eastAsia="zh-CN"/>
+          <w:rFonts w:asciiTheme="minorHAnsi" w:eastAsiaTheme="minorHAnsi" w:hAnsiTheme="minorHAnsi" w:cs="ＭＳ Ｐ明朝"/>
+          <w:lang w:eastAsia="zh-TW"/>
+        </w:rPr>
+      </w:pPr>
+      <w:r>
+        <w:rPr>
+          <w:rFonts w:asciiTheme="minorHAnsi" w:eastAsiaTheme="minorHAnsi" w:hAnsiTheme="minorHAnsi" w:cs="ＭＳ Ｐ明朝"/>
+          <w:lang w:eastAsia="zh-TW"/>
         </w:rPr>
         <w:t xml:space="preserve">　　　代表取締役</w:t>
       </w:r>
       <w:r>
         <w:rPr>
           <w:rFonts w:asciiTheme="minorHAnsi" w:eastAsiaTheme="minorHAnsi" w:hAnsiTheme="minorHAnsi" w:cs="ＭＳ Ｐ明朝" w:hint="eastAsia"/>
-          <w:lang w:eastAsia="zh-CN"/>
+          <w:lang w:eastAsia="zh-TW"/>
         </w:rPr>
         <w:t xml:space="preserve">　</w:t>
       </w:r>
       <w:r>
         <w:rPr>
-          <w:rFonts w:asciiTheme="minorHAnsi" w:eastAsia="DengXian" w:hAnsiTheme="minorHAnsi" w:cs="ＭＳ Ｐ明朝" w:hint="eastAsia"/>
-          <w:lang w:eastAsia="zh-CN"/>
+          <w:rFonts w:asciiTheme="minorHAnsi" w:eastAsiaTheme="minorHAnsi" w:hAnsiTheme="minorHAnsi" w:cs="ＭＳ Ｐ明朝" w:hint="eastAsia"/>
+          <w:lang w:eastAsia="zh-TW"/>
         </w:rPr>
         <w:t>{representativeName}</w:t>
       </w:r>
-      <w:r>
-        <w:rPr>
-          <w:rFonts w:asciiTheme="minorHAnsi" w:eastAsia="DengXian" w:hAnsiTheme="minorHAnsi" w:cs="ＭＳ Ｐ明朝" w:hint="eastAsia"/>
-          <w:lang w:eastAsia="zh-CN"/>
-        </w:rPr>
-        <w:t xml:space="preserve"> </w:t>
-      </w:r>
-      <w:r>
-        <w:rPr>
-          <w:rFonts w:asciiTheme="minorHAnsi" w:eastAsia="DengXian" w:hAnsiTheme="minorHAnsi" w:cs="ＭＳ Ｐ明朝" w:hint="eastAsia"/>
-          <w:lang w:eastAsia="zh-CN"/>
-        </w:rPr>
-        <w:t/>
-      </w:r>
-    </w:p>
-    <w:p>
-      <w:pPr>
-        <w:rPr>
-          <w:rFonts w:asciiTheme="minorHAnsi" w:eastAsiaTheme="minorHAnsi" w:hAnsiTheme="minorHAnsi" w:cs="ＭＳ Ｐ明朝"/>
-          <w:color w:val="000000"/>
-          <w:lang w:eastAsia="zh-CN"/>
+    </w:p>
+    <w:p>
+      <w:pPr>
+        <w:ind w:left="3543"/>
+        <w:rPr>
+          <w:rFonts w:asciiTheme="minorHAnsi" w:eastAsiaTheme="minorHAnsi" w:hAnsiTheme="minorHAnsi" w:cs="ＭＳ Ｐ明朝"/>
+          <w:color w:val="000000"/>
+          <w:lang w:eastAsia="zh-TW"/>
         </w:rPr>
       </w:pPr>
     </w:p>

--- a/templates/contract_template.docx
+++ b/templates/contract_template.docx
@@ -39,7 +39,7 @@
         <w:rPr>
           <w:rFonts w:asciiTheme="minorHAnsi" w:eastAsiaTheme="minorHAnsi" w:hAnsiTheme="minorHAnsi" w:cs="ＭＳ Ｐ明朝" w:hint="eastAsia"/>
         </w:rPr>
-        <w:t>{companyName}</w:t>
+        <w:t>★★★★★★★★★★</w:t>
       </w:r>
       <w:r>
         <w:rPr>
@@ -1909,7 +1909,7 @@
           <w:color w:val="000000"/>
           <w:lang w:eastAsia="zh-CN"/>
         </w:rPr>
-        <w:t>{address}</w:t>
+        <w:t>■■■■■■■■■■</w:t>
       </w:r>
     </w:p>
     <w:p>
@@ -1934,7 +1934,7 @@
           <w:shd w:val="clear" w:color="auto" w:fill="FFFFFF"/>
           <w:lang w:eastAsia="zh-TW"/>
         </w:rPr>
-        <w:t>{companyName}</w:t>
+        <w:t>★★★★★★★★★★</w:t>
       </w:r>
     </w:p>
     <w:p>
@@ -1964,7 +1964,7 @@
           <w:rFonts w:asciiTheme="minorHAnsi" w:eastAsiaTheme="minorHAnsi" w:hAnsiTheme="minorHAnsi" w:cs="ＭＳ Ｐ明朝" w:hint="eastAsia"/>
           <w:lang w:eastAsia="zh-TW"/>
         </w:rPr>
-        <w:t>{representativeName}</w:t>
+        <w:t>〇〇〇〇〇〇〇〇〇〇</w:t>
       </w:r>
     </w:p>
     <w:p>

--- a/templates/contract_template.docx
+++ b/templates/contract_template.docx
@@ -39,7 +39,7 @@
         <w:rPr>
           <w:rFonts w:asciiTheme="minorHAnsi" w:eastAsiaTheme="minorHAnsi" w:hAnsiTheme="minorHAnsi" w:cs="ＭＳ Ｐ明朝" w:hint="eastAsia"/>
         </w:rPr>
-        <w:t>★★★★★★★★★★</w:t>
+        <w:t>{companyName}</w:t>
       </w:r>
       <w:r>
         <w:rPr>
@@ -1909,7 +1909,7 @@
           <w:color w:val="000000"/>
           <w:lang w:eastAsia="zh-CN"/>
         </w:rPr>
-        <w:t>■■■■■■■■■■</w:t>
+        <w:t>{address}</w:t>
       </w:r>
     </w:p>
     <w:p>
@@ -1934,7 +1934,7 @@
           <w:shd w:val="clear" w:color="auto" w:fill="FFFFFF"/>
           <w:lang w:eastAsia="zh-TW"/>
         </w:rPr>
-        <w:t>★★★★★★★★★★</w:t>
+        <w:t>{companyName}</w:t>
       </w:r>
     </w:p>
     <w:p>
@@ -1964,7 +1964,7 @@
           <w:rFonts w:asciiTheme="minorHAnsi" w:eastAsiaTheme="minorHAnsi" w:hAnsiTheme="minorHAnsi" w:cs="ＭＳ Ｐ明朝" w:hint="eastAsia"/>
           <w:lang w:eastAsia="zh-TW"/>
         </w:rPr>
-        <w:t>〇〇〇〇〇〇〇〇〇〇</w:t>
+        <w:t>{representativeName}</w:t>
       </w:r>
     </w:p>
     <w:p>

--- a/templates/contract_template.docx
+++ b/templates/contract_template.docx
@@ -1785,56 +1785,7 @@
           <w:rFonts w:asciiTheme="minorHAnsi" w:eastAsiaTheme="minorHAnsi" w:hAnsiTheme="minorHAnsi" w:cs="ＭＳ Ｐ明朝" w:hint="eastAsia"/>
           <w:lang w:eastAsia="zh-CN"/>
         </w:rPr>
-        <w:t>令和</w:t>
-      </w:r>
-      <w:r>
-        <w:rPr>
-          <w:rFonts w:asciiTheme="minorHAnsi" w:eastAsiaTheme="minorHAnsi" w:hAnsiTheme="minorHAnsi" w:cs="ＭＳ Ｐ明朝" w:hint="eastAsia"/>
-          <w:lang w:eastAsia="zh-CN"/>
-        </w:rPr>
-        <w:t>7</w:t>
-      </w:r>
-      <w:r>
-        <w:rPr>
-          <w:rFonts w:asciiTheme="minorHAnsi" w:eastAsiaTheme="minorHAnsi" w:hAnsiTheme="minorHAnsi" w:cs="ＭＳ Ｐ明朝" w:hint="eastAsia"/>
-          <w:lang w:eastAsia="zh-CN"/>
-        </w:rPr>
-        <w:t>年</w:t>
-      </w:r>
-      <w:r>
-        <w:rPr>
-          <w:rFonts w:asciiTheme="minorHAnsi" w:eastAsiaTheme="minorHAnsi" w:hAnsiTheme="minorHAnsi" w:cs="ＭＳ Ｐ明朝" w:hint="eastAsia"/>
-          <w:lang w:eastAsia="zh-CN"/>
-        </w:rPr>
-        <w:t>1</w:t>
-      </w:r>
-      <w:r>
-        <w:rPr>
-          <w:rFonts w:asciiTheme="minorHAnsi" w:eastAsiaTheme="minorHAnsi" w:hAnsiTheme="minorHAnsi" w:cs="ＭＳ Ｐ明朝" w:hint="eastAsia"/>
-          <w:lang w:eastAsia="zh-CN"/>
-        </w:rPr>
-        <w:t>2</w:t>
-      </w:r>
-      <w:r>
-        <w:rPr>
-          <w:rFonts w:asciiTheme="minorHAnsi" w:eastAsiaTheme="minorHAnsi" w:hAnsiTheme="minorHAnsi" w:cs="ＭＳ Ｐ明朝"/>
-          <w:lang w:eastAsia="zh-CN"/>
-        </w:rPr>
-        <w:t>月</w:t>
-      </w:r>
-      <w:r>
-        <w:rPr>
-          <w:rFonts w:asciiTheme="minorHAnsi" w:eastAsiaTheme="minorHAnsi" w:hAnsiTheme="minorHAnsi" w:cs="ＭＳ Ｐ明朝" w:hint="eastAsia"/>
-          <w:lang w:eastAsia="zh-CN"/>
-        </w:rPr>
-        <w:t>16</w:t>
-      </w:r>
-      <w:r>
-        <w:rPr>
-          <w:rFonts w:asciiTheme="minorHAnsi" w:eastAsiaTheme="minorHAnsi" w:hAnsiTheme="minorHAnsi" w:cs="ＭＳ Ｐ明朝" w:hint="eastAsia"/>
-          <w:lang w:eastAsia="zh-CN"/>
-        </w:rPr>
-        <w:t>日</w:t>
+        <w:t>{currentDate}</w:t>
       </w:r>
     </w:p>
     <w:p>

--- a/templates/contract_template.docx
+++ b/templates/contract_template.docx
@@ -21,12 +21,18 @@
     </w:p>
     <w:p>
       <w:pPr>
-        <w:ind w:firstLineChars="500" w:firstLine="1050"/>
-        <w:rPr>
-          <w:rFonts w:asciiTheme="minorHAnsi" w:eastAsiaTheme="minorHAnsi" w:hAnsiTheme="minorHAnsi" w:cs="ＭＳ Ｐ明朝"/>
-          <w:color w:val="000000"/>
-        </w:rPr>
-      </w:pPr>
+        <w:rPr>
+          <w:rFonts w:asciiTheme="minorHAnsi" w:eastAsiaTheme="minorHAnsi" w:hAnsiTheme="minorHAnsi" w:cs="ＭＳ Ｐ明朝"/>
+          <w:color w:val="000000"/>
+        </w:rPr>
+      </w:pPr>
+      <w:r>
+        <w:rPr>
+          <w:rFonts w:asciiTheme="minorHAnsi" w:eastAsiaTheme="minorHAnsi" w:hAnsiTheme="minorHAnsi" w:cs="ＭＳ Ｐ明朝" w:hint="eastAsia"/>
+          <w:color w:val="000000"/>
+        </w:rPr>
+        <w:t>【会社名】</w:t>
+      </w:r>
       <w:r>
         <w:rPr>
           <w:rFonts w:asciiTheme="minorHAnsi" w:eastAsiaTheme="minorHAnsi" w:hAnsiTheme="minorHAnsi" w:cs="ＭＳ Ｐ明朝"/>
@@ -1367,27 +1373,27 @@
       <w:pPr>
         <w:rPr>
           <w:rFonts w:asciiTheme="minorHAnsi" w:eastAsiaTheme="minorHAnsi" w:hAnsiTheme="minorHAnsi" w:cs="ＭＳ Ｐ明朝"/>
-          <w:lang w:eastAsia="zh-CN"/>
-        </w:rPr>
-      </w:pPr>
-      <w:r>
-        <w:rPr>
-          <w:rFonts w:asciiTheme="minorHAnsi" w:eastAsiaTheme="minorHAnsi" w:hAnsiTheme="minorHAnsi" w:cs="ＭＳ Ｐ明朝"/>
-          <w:lang w:eastAsia="zh-CN"/>
+          <w:lang w:eastAsia="zh-TW"/>
+        </w:rPr>
+      </w:pPr>
+      <w:r>
+        <w:rPr>
+          <w:rFonts w:asciiTheme="minorHAnsi" w:eastAsiaTheme="minorHAnsi" w:hAnsiTheme="minorHAnsi" w:cs="ＭＳ Ｐ明朝"/>
+          <w:lang w:eastAsia="zh-TW"/>
         </w:rPr>
         <w:t>第</w:t>
       </w:r>
       <w:r>
         <w:rPr>
           <w:rFonts w:asciiTheme="minorHAnsi" w:eastAsiaTheme="minorHAnsi" w:hAnsiTheme="minorHAnsi" w:cs="ＭＳ Ｐ明朝" w:hint="eastAsia"/>
-          <w:lang w:eastAsia="zh-CN"/>
+          <w:lang w:eastAsia="zh-TW"/>
         </w:rPr>
         <w:t>12</w:t>
       </w:r>
       <w:r>
         <w:rPr>
           <w:rFonts w:asciiTheme="minorHAnsi" w:eastAsiaTheme="minorHAnsi" w:hAnsiTheme="minorHAnsi" w:cs="ＭＳ Ｐ明朝"/>
-          <w:lang w:eastAsia="zh-CN"/>
+          <w:lang w:eastAsia="zh-TW"/>
         </w:rPr>
         <w:t>条（誠実協議、合意管轄）</w:t>
       </w:r>
@@ -1757,7 +1763,9 @@
     </w:p>
     <w:p>
       <w:pPr>
+        <w:widowControl/>
         <w:shd w:val="clear" w:color="auto" w:fill="FFFFFF"/>
+        <w:jc w:val="left"/>
         <w:rPr>
           <w:rFonts w:ascii="Arial" w:eastAsia="ＭＳ Ｐゴシック" w:hAnsi="Arial" w:cs="Arial"/>
           <w:color w:val="222222"/>
@@ -1768,67 +1776,16 @@
       </w:pPr>
       <w:r>
         <w:rPr>
-          <w:rFonts w:asciiTheme="minorHAnsi" w:eastAsiaTheme="minorHAnsi" w:hAnsiTheme="minorHAnsi" w:cs="ＭＳ Ｐ明朝" w:hint="eastAsia"/>
-          <w:lang w:eastAsia="zh-CN"/>
-        </w:rPr>
-        <w:t>令和</w:t>
-      </w:r>
-      <w:r>
-        <w:rPr>
-          <w:rFonts w:asciiTheme="minorHAnsi" w:eastAsiaTheme="minorHAnsi" w:hAnsiTheme="minorHAnsi" w:cs="ＭＳ Ｐ明朝" w:hint="eastAsia"/>
-        </w:rPr>
-        <w:t xml:space="preserve">　</w:t>
-      </w:r>
-      <w:r>
-        <w:rPr>
-          <w:rFonts w:asciiTheme="minorHAnsi" w:eastAsiaTheme="minorHAnsi" w:hAnsiTheme="minorHAnsi" w:cs="ＭＳ Ｐ明朝" w:hint="eastAsia"/>
-          <w:lang w:eastAsia="zh-CN"/>
-        </w:rPr>
-        <w:t>年</w:t>
-      </w:r>
-      <w:r>
-        <w:rPr>
-          <w:rFonts w:asciiTheme="minorHAnsi" w:eastAsiaTheme="minorHAnsi" w:hAnsiTheme="minorHAnsi" w:cs="ＭＳ Ｐ明朝" w:hint="eastAsia"/>
-        </w:rPr>
-        <w:t xml:space="preserve">　</w:t>
-      </w:r>
-      <w:r>
-        <w:rPr>
-          <w:rFonts w:asciiTheme="minorHAnsi" w:eastAsiaTheme="minorHAnsi" w:hAnsiTheme="minorHAnsi" w:cs="ＭＳ Ｐ明朝"/>
-          <w:lang w:eastAsia="zh-CN"/>
-        </w:rPr>
-        <w:t>月</w:t>
-      </w:r>
-      <w:r>
-        <w:rPr>
-          <w:rFonts w:asciiTheme="minorHAnsi" w:eastAsiaTheme="minorHAnsi" w:hAnsiTheme="minorHAnsi" w:cs="ＭＳ Ｐ明朝" w:hint="eastAsia"/>
-        </w:rPr>
-        <w:t xml:space="preserve">　</w:t>
-      </w:r>
-      <w:r>
-        <w:rPr>
-          <w:rFonts w:asciiTheme="minorHAnsi" w:eastAsiaTheme="minorHAnsi" w:hAnsiTheme="minorHAnsi" w:cs="ＭＳ Ｐ明朝" w:hint="eastAsia"/>
-          <w:lang w:eastAsia="zh-CN"/>
-        </w:rPr>
-        <w:t>日</w:t>
-      </w:r>
-    </w:p>
-    <w:p>
-      <w:pPr>
-        <w:widowControl/>
-        <w:shd w:val="clear" w:color="auto" w:fill="FFFFFF"/>
-        <w:jc w:val="left"/>
-        <w:rPr>
-          <w:rFonts w:ascii="Arial" w:eastAsia="ＭＳ Ｐゴシック" w:hAnsi="Arial" w:cs="Arial"/>
-          <w:color w:val="222222"/>
-          <w:sz w:val="24"/>
-          <w:szCs w:val="24"/>
-          <w:lang w:eastAsia="zh-CN"/>
-        </w:rPr>
-      </w:pPr>
-      <w:r>
-        <w:rPr>
-          <w:rFonts w:ascii="游ゴシック" w:eastAsia="游ゴシック" w:hAnsi="游ゴシック" w:cs="Arial" w:hint="eastAsia"/>
+          <w:rFonts w:ascii="ＭＳ Ｐゴシック" w:eastAsia="ＭＳ Ｐゴシック" w:hAnsi="ＭＳ Ｐゴシック" w:cs="Arial" w:hint="eastAsia"/>
+          <w:color w:val="000000"/>
+          <w:sz w:val="22"/>
+          <w:szCs w:val="22"/>
+        </w:rPr>
+        <w:t>【今日の日付け】</w:t>
+      </w:r>
+      <w:r>
+        <w:rPr>
+          <w:rFonts w:ascii="Yu Gothic" w:eastAsia="Yu Gothic" w:hAnsi="Yu Gothic" w:cs="Arial" w:hint="eastAsia"/>
           <w:color w:val="222222"/>
           <w:sz w:val="22"/>
           <w:szCs w:val="22"/>
@@ -1879,12 +1836,20 @@
         </w:rPr>
         <w:t>甲）</w:t>
       </w:r>
+      <w:r>
+        <w:rPr>
+          <w:rFonts w:asciiTheme="minorHAnsi" w:eastAsiaTheme="minorHAnsi" w:hAnsiTheme="minorHAnsi" w:cs="ＭＳ Ｐ明朝" w:hint="eastAsia"/>
+          <w:color w:val="000000"/>
+          <w:lang w:eastAsia="zh-CN"/>
+        </w:rPr>
+        <w:t>【住所】</w:t>
+      </w:r>
     </w:p>
     <w:p>
       <w:pPr>
         <w:ind w:left="3543"/>
         <w:rPr>
-          <w:rFonts w:asciiTheme="minorHAnsi" w:hAnsiTheme="minorHAnsi" w:cs="ＭＳ Ｐ明朝" w:hint="eastAsia"/>
+          <w:rFonts w:asciiTheme="minorHAnsi" w:eastAsiaTheme="minorHAnsi" w:hAnsiTheme="minorHAnsi" w:cs="ＭＳ Ｐ明朝"/>
         </w:rPr>
       </w:pPr>
       <w:r>
@@ -1893,6 +1858,33 @@
           <w:lang w:eastAsia="zh-CN"/>
         </w:rPr>
         <w:t xml:space="preserve">　　　</w:t>
+      </w:r>
+      <w:r>
+        <w:rPr>
+          <w:rFonts w:asciiTheme="minorHAnsi" w:eastAsiaTheme="minorHAnsi" w:hAnsiTheme="minorHAnsi" w:cs="ＭＳ Ｐ明朝" w:hint="eastAsia"/>
+          <w:lang w:eastAsia="zh-CN"/>
+        </w:rPr>
+        <w:t>【会社名】</w:t>
+      </w:r>
+    </w:p>
+    <w:p>
+      <w:pPr>
+        <w:ind w:left="3543"/>
+        <w:rPr>
+          <w:rFonts w:asciiTheme="minorHAnsi" w:eastAsiaTheme="minorHAnsi" w:hAnsiTheme="minorHAnsi" w:cs="ＭＳ Ｐ明朝" w:hint="eastAsia"/>
+        </w:rPr>
+      </w:pPr>
+      <w:r>
+        <w:rPr>
+          <w:rFonts w:asciiTheme="minorHAnsi" w:eastAsiaTheme="minorHAnsi" w:hAnsiTheme="minorHAnsi" w:cs="ＭＳ Ｐ明朝"/>
+        </w:rPr>
+        <w:tab/>
+      </w:r>
+      <w:r>
+        <w:rPr>
+          <w:rFonts w:asciiTheme="minorHAnsi" w:eastAsiaTheme="minorHAnsi" w:hAnsiTheme="minorHAnsi" w:cs="ＭＳ Ｐ明朝" w:hint="eastAsia"/>
+        </w:rPr>
+        <w:t>代表取締役 【氏名】</w:t>
       </w:r>
     </w:p>
     <w:p>
